--- a/docs/manuscript/paper_revisions1.docx
+++ b/docs/manuscript/paper_revisions1.docx
@@ -214,7 +214,7 @@
         <w:pStyle w:val="FirstParagraph"/>
       </w:pPr>
       <w:r>
-        <w:t xml:space="preserve">Because poikilothermic organisms rely on external sources to regulate their body temperature, the physiological processes governing their growth and development are tightly coupled to ambient thermal conditions. This relationship is especially deterministic during early life stages prior to exogenous feeding, when metabolic rates are primarily governed by environmental temperatures, though modulated by genetic and maternal effects</w:t>
+        <w:t xml:space="preserve">Because poikilothermic organisms rely on external sources to regulate their body temperature, the physiological processes governing their growth and development are tightly coupled to ambient thermal conditions. This relationship is especially strong during early life stages prior to exogenous feeding and is modulated by genetic and maternal effects</w:t>
       </w:r>
       <w:r>
         <w:t xml:space="preserve"> </w:t>
@@ -232,7 +232,7 @@
         <w:t xml:space="preserve">(Schoolfield et al. 1981, Angilletta Jr. 2006)</w:t>
       </w:r>
       <w:r>
-        <w:t xml:space="preserve">. These relationships can be effectively approximated with power law or exponential models that capture increasing developmental rates with rising temperature, up to a physiological optimum beyond which performance declines.</w:t>
+        <w:t xml:space="preserve">. Within an organism’s typical thermal optima, developmental rates can be effectively approximated with power law or exponential models that capture accelerating developmental rates with rising temperature.</w:t>
       </w:r>
     </w:p>
     <w:p>
@@ -249,7 +249,16 @@
         <w:t xml:space="preserve">(Neuheimer and Taggart 2007, Steel et al. 2012)</w:t>
       </w:r>
       <w:r>
-        <w:t xml:space="preserve">. This is particularly problematic for long-developing species or for organisms in variable climates, where embryos incubating at colder temperatures often require fewer thermal units to complete development than those incubating in warmer environments. Finally, developmental reaction norms may vary across populations due to local adaptation or phenotypic plasticity, further complicating predictions</w:t>
+        <w:t xml:space="preserve">. This is particularly problematic for long-developing species or for organisms in variable climates, where embryos incubating at colder temperatures often require fewer thermal units to complete development than those incubating in warmer environments</w:t>
+      </w:r>
+      <w:r>
+        <w:t xml:space="preserve"> </w:t>
+      </w:r>
+      <w:r>
+        <w:t xml:space="preserve">(Quinn 2018)</w:t>
+      </w:r>
+      <w:r>
+        <w:t xml:space="preserve">. Finally, developmental reaction norms may vary across populations due to local adaptation or phenotypic plasticity, further complicating predictions</w:t>
       </w:r>
       <w:r>
         <w:t xml:space="preserve"> </w:t>
@@ -414,7 +423,7 @@
       </w:r>
     </w:p>
     <w:bookmarkEnd w:id="21"/>
-    <w:bookmarkStart w:id="27" w:name="methods"/>
+    <w:bookmarkStart w:id="26" w:name="methods"/>
     <w:p>
       <w:pPr>
         <w:pStyle w:val="Heading1"/>
@@ -423,13 +432,13 @@
         <w:t xml:space="preserve">Methods</w:t>
       </w:r>
     </w:p>
-    <w:bookmarkStart w:id="22" w:name="effective-value-models"/>
+    <w:bookmarkStart w:id="22" w:name="effective-value-models-overview"/>
     <w:p>
       <w:pPr>
         <w:pStyle w:val="Heading2"/>
       </w:pPr>
       <w:r>
-        <w:t xml:space="preserve">Effective value models</w:t>
+        <w:t xml:space="preserve">Effective value models overview</w:t>
       </w:r>
     </w:p>
     <w:p>
@@ -876,7 +885,7 @@
         <w:t xml:space="preserve"> </w:t>
       </w:r>
       <w:r>
-        <w:t xml:space="preserve">generally operates assuming the user is predicting at the diel time-step, custom models can parameterized for other time-steps, such as hourly, which is especially useful quick developing species.</w:t>
+        <w:t xml:space="preserve">generally operates assuming the user is predicting at the diel time-step, custom models can parameterized for other time-steps, such as hourly, which is especially useful rapidly developing species.</w:t>
       </w:r>
     </w:p>
     <w:p>
@@ -884,7 +893,7 @@
         <w:pStyle w:val="BodyText"/>
       </w:pPr>
       <w:r>
-        <w:t xml:space="preserve">To illustrate how a model can be parameterized, we developed a custom effective value model for the coastal tailed frog (</w:t>
+        <w:t xml:space="preserve">To illustrate how a model can be parameterized for non-fish organisms, we developed a custom effective value model for the coastal tailed frog (</w:t>
       </w:r>
       <w:r>
         <w:rPr>
@@ -980,7 +989,7 @@
         <w:pStyle w:val="FirstParagraph"/>
       </w:pPr>
       <w:r>
-        <w:t xml:space="preserve">In addition to demonstrating how an effective value model might be parameterized, we also use the same underlying data to show how accumulated thermal models can be highly inaccurate when not used appropriately. Because there is no constant thermal unit threshold at which coastal tailed frogs hatch (Fig 1C)—as is the case with most poikilotherms—when using accumulated thermal unit (ATU) models in wild environments, predictions will only be accurate when the parameterize ATU model (Figure 1C) closely matches the experienced temperature</w:t>
+        <w:t xml:space="preserve">In addition to demonstrating how an effective value model might be parameterized, we also use the same underlying data for coastal tailed frogs to show how accumulated thermal models can be highly inaccurate and biased when not used appropriately. Because there is no constant thermal unit threshold at which coastal tailed frogs hatch (Fig 1C)—as is the case with most poikilotherms—when using accumulated thermal unit (ATU) models in wild environments, predictions will only be accurate when the parameterize ATU model (Figure 1C) closely matches the experienced temperature</w:t>
       </w:r>
       <w:r>
         <w:t xml:space="preserve"> </w:t>
@@ -1039,7 +1048,7 @@
         <w:t xml:space="preserve">Sparks et al. (2017)</w:t>
       </w:r>
       <w:r>
-        <w:t xml:space="preserve">. Briefly, in this study they reared populations of sockeye salmon from highly divergent thermal environments in a common garden experimental design. Fertilized embryos were transported from their natal environments the day of fertilization and reared in experimental thermal regimes that were chosen to reflect empirical regimes measured in their home locations (Woody Island and Pedro Ponds). The regimes represent a highly thermally variable and warmer, wind-mixed island shore habitat (Woody Island) and cool and stable spring-fed ponds (Pedro Ponds). The exact details of the treatments are available in</w:t>
+        <w:t xml:space="preserve">. Briefly,</w:t>
       </w:r>
       <w:r>
         <w:t xml:space="preserve"> </w:t>
@@ -1048,7 +1057,19 @@
         <w:t xml:space="preserve">Sparks et al. (2017)</w:t>
       </w:r>
       <w:r>
-        <w:t xml:space="preserve">, but the treatments were designed to either match the empirical records of the thermal environment (WI_AVG, WI_COLD, PP_AVG) measured at those locations or were modeled to reflect warming temperatures over the next century (WI_MIROC, PP_MIROC).</w:t>
+        <w:t xml:space="preserve"> </w:t>
+      </w:r>
+      <w:r>
+        <w:t xml:space="preserve">reared populations of sockeye salmon from highly divergent thermal environments in a common garden experimental design. Fertilized embryos were transported from their natal environments the day of fertilization and reared in experimental thermal regimes that were chosen to reflect empirical regimes measured in their home locations (Woody Island and Pedro Ponds, Alaska). The regimes represent a highly thermally variable and warmer, wind-mixed island shore habitat (Woody Island) and cool and stable spring-fed ponds (Pedro Ponds). The exact details of the treatments are available in</w:t>
+      </w:r>
+      <w:r>
+        <w:t xml:space="preserve"> </w:t>
+      </w:r>
+      <w:r>
+        <w:t xml:space="preserve">Sparks et al. (2017)</w:t>
+      </w:r>
+      <w:r>
+        <w:t xml:space="preserve">, but the treatments were designed to either match the empirical records of the thermal environment measured (WI_AVG, WI_COLD, PP_AVG) at those locations or were modeled to reflect warming temperatures over the next century (WI_MIROC, PP_MIROC).</w:t>
       </w:r>
     </w:p>
     <w:p>
@@ -1075,13 +1096,13 @@
       </w:r>
     </w:p>
     <w:bookmarkEnd w:id="24"/>
-    <w:bookmarkStart w:id="25" w:name="data-input-and-quality-checks"/>
+    <w:bookmarkStart w:id="25" w:name="using-hatchr-to-predict-phenology"/>
     <w:p>
       <w:pPr>
         <w:pStyle w:val="Heading2"/>
       </w:pPr>
       <w:r>
-        <w:t xml:space="preserve">Data input and quality checks</w:t>
+        <w:t xml:space="preserve">Using hatchR to predict phenology</w:t>
       </w:r>
     </w:p>
     <w:p>
@@ -1163,19 +1184,9 @@
         <w:t xml:space="preserve">to ensure there are no gaps or anomalies in the temperature record.</w:t>
       </w:r>
     </w:p>
-    <w:bookmarkEnd w:id="25"/>
-    <w:bookmarkStart w:id="26" w:name="predicting-phenology"/>
-    <w:p>
-      <w:pPr>
-        <w:pStyle w:val="Heading2"/>
-      </w:pPr>
-      <w:r>
-        <w:t xml:space="preserve">Predicting phenology</w:t>
-      </w:r>
-    </w:p>
-    <w:p>
-      <w:pPr>
-        <w:pStyle w:val="FirstParagraph"/>
+    <w:p>
+      <w:pPr>
+        <w:pStyle w:val="BodyText"/>
       </w:pPr>
       <w:r>
         <w:t xml:space="preserve">Developmental phenology can be predicted in two ways using hatchR. The</w:t>
@@ -1306,9 +1317,9 @@
         <w:t xml:space="preserve">Experimental data to create custom effective value model parameterizations (or, in the case of some fishes, use included models).</w:t>
       </w:r>
     </w:p>
+    <w:bookmarkEnd w:id="25"/>
     <w:bookmarkEnd w:id="26"/>
-    <w:bookmarkEnd w:id="27"/>
-    <w:bookmarkStart w:id="31" w:name="case-studies"/>
+    <w:bookmarkStart w:id="30" w:name="case-studies"/>
     <w:p>
       <w:pPr>
         <w:pStyle w:val="Heading1"/>
@@ -1322,7 +1333,7 @@
         <w:pStyle w:val="FirstParagraph"/>
       </w:pPr>
       <w:r>
-        <w:t xml:space="preserve">The effective value modeling framework is broadly applicable across poikilothermic taxa and can be used to address a wide array of ecological, evolutionary, and management questions (see for example work window planning in</w:t>
+        <w:t xml:space="preserve">Here we demonstrate how the effective value modeling framework is broadly applicable across poikilothermic taxa and can be used to address a wide array of ecological, evolutionary, and management questions (also, see</w:t>
       </w:r>
       <w:r>
         <w:t xml:space="preserve"> </w:t>
@@ -1334,7 +1345,7 @@
         <w:t xml:space="preserve"> </w:t>
       </w:r>
       <w:r>
-        <w:t xml:space="preserve">during a sensitive developmental period). While this manuscript focuses on three illustrative case studies, many additional opportunities exist. We provide a non-exhaustive compilation of species for which thermal developmental data are available in the peer-reviewed or grey literature (Table 1). These sources can be used to parameterize custom models via the</w:t>
+        <w:t xml:space="preserve">for an example of instream work-window planning during a sensitive developmental period for a threatened fish species). While this manuscript focuses on three illustrative case studies, many additional opportunities exist. To this end, we also provide a non-exhaustive compilation of species for which thermal developmental data are available in the peer-reviewed or grey literature (Table 1). These sources can be used to parameterize custom models via the</w:t>
       </w:r>
       <w:r>
         <w:t xml:space="preserve"> </w:t>
@@ -1365,7 +1376,7 @@
         <w:t xml:space="preserve"> </w:t>
       </w:r>
       <w:r>
-        <w:t xml:space="preserve">(as demonstrated in Figures 1,2), allowing users to build tailored effective value models for diverse taxa. The examples span seven taxonomic classes—amphibians, reptiles, insects, crustaceans, copepods, cephalopods, and asteroids (starfishes) —and demonstrate the breadth of systems to which this approach can be applied (for examples with fishes, see</w:t>
+        <w:t xml:space="preserve">(as demonstrated in Figures 1,2), allowing users to build tailored effective value models for diverse taxa. The examples span seven taxonomic classes—amphibians, reptiles, insects, crustaceans, copepods, cephalopods, and asteroids —and demonstrate the breadth of systems to which this approach can be applied (for examples with fshes, see</w:t>
       </w:r>
       <w:r>
         <w:t xml:space="preserve"> </w:t>
@@ -1374,10 +1385,10 @@
         <w:t xml:space="preserve">Sparks et al. (2026)</w:t>
       </w:r>
       <w:r>
-        <w:t xml:space="preserve">). While the case studies we present here are intended as proof-of-concept, we anticipate that applications will continue to expand alongside the growing availability of temperature–development datasets</w:t>
-      </w:r>
-    </w:p>
-    <w:bookmarkStart w:id="28" w:name="X334f715e53d1bdc588a68ff6fffa52905048556"/>
+        <w:t xml:space="preserve">). While this manuscript focuses on three case studies, the ecological, evolutionary, and management applications are broad—spanning phenological mismatch and climate vulnerability assessments to invasive species risk modeling and conservation timing of sensitive life stages.</w:t>
+      </w:r>
+    </w:p>
+    <w:bookmarkStart w:id="27" w:name="X334f715e53d1bdc588a68ff6fffa52905048556"/>
     <w:p>
       <w:pPr>
         <w:pStyle w:val="Heading2"/>
@@ -1463,7 +1474,7 @@
         <w:pStyle w:val="BodyText"/>
       </w:pPr>
       <w:r>
-        <w:t xml:space="preserve">After making hatch timing predictions, the dataset included 480 observations of predicted days to hatching, drawn from 11 stream reaches (labeled with Common Identifiers,</w:t>
+        <w:t xml:space="preserve">After making hatch timing predictions, the dataset included 480 observations of predicted days to hatch, drawn from 11 stream reaches (labeled with Common Identifiers,</w:t>
       </w:r>
       <w:r>
         <w:t xml:space="preserve"> </w:t>
@@ -1531,8 +1542,8 @@
         <w:t xml:space="preserve">to detect spatiotemporal phenological variation and forecast potential shifts under shifting climate patterns.</w:t>
       </w:r>
     </w:p>
-    <w:bookmarkEnd w:id="28"/>
-    <w:bookmarkStart w:id="29" w:name="Xa60655d3efe81d9558e26e2ae09fcc99fc53539"/>
+    <w:bookmarkEnd w:id="27"/>
+    <w:bookmarkStart w:id="28" w:name="Xa60655d3efe81d9558e26e2ae09fcc99fc53539"/>
     <w:p>
       <w:pPr>
         <w:pStyle w:val="Heading2"/>
@@ -1706,8 +1717,8 @@
         <w:t xml:space="preserve">can be used to explore evolutionary and ecological differences in thermal sensitivity across species. When combined with phylogenetic or trait-based analyses, such reaction norms can reveal how developmental strategies align with species’ ecological niches, helping to explain the persistence of closely related species across thermal gradients.</w:t>
       </w:r>
     </w:p>
-    <w:bookmarkEnd w:id="29"/>
-    <w:bookmarkStart w:id="30" w:name="Xd9357b1ffd9d0b8cc15d3be4ec5defe3efeec4e"/>
+    <w:bookmarkEnd w:id="28"/>
+    <w:bookmarkStart w:id="29" w:name="Xd9357b1ffd9d0b8cc15d3be4ec5defe3efeec4e"/>
     <w:p>
       <w:pPr>
         <w:pStyle w:val="Heading2"/>
@@ -1800,9 +1811,9 @@
         <w:t xml:space="preserve">can be used to explore the intersection of developmental plasticity and local adaptation in a novel framework. Such applications are useful for disentangling the genetic basis of thermal sensitivity, anticipating geographic responses to changing temperatures, and informing population-specific management strategies.</w:t>
       </w:r>
     </w:p>
+    <w:bookmarkEnd w:id="29"/>
     <w:bookmarkEnd w:id="30"/>
-    <w:bookmarkEnd w:id="31"/>
-    <w:bookmarkStart w:id="32" w:name="discussion"/>
+    <w:bookmarkStart w:id="31" w:name="discussion"/>
     <w:p>
       <w:pPr>
         <w:pStyle w:val="Heading1"/>
@@ -2258,8 +2269,8 @@
         <w:t xml:space="preserve">.</w:t>
       </w:r>
     </w:p>
-    <w:bookmarkEnd w:id="32"/>
-    <w:bookmarkStart w:id="33" w:name="conclusion"/>
+    <w:bookmarkEnd w:id="31"/>
+    <w:bookmarkStart w:id="32" w:name="conclusion"/>
     <w:p>
       <w:pPr>
         <w:pStyle w:val="Heading1"/>
@@ -2302,14 +2313,32 @@
         <w:t xml:space="preserve">will be increasingly valuable for anticipating the ecological and evolutionary consequences of variable climates. While we provide numerous species-level parameterizations and demonstrate a set of representative case studies, the full range of possible applications—across taxa, ecosystems, and educational settings—extends far beyond what we present here.</w:t>
       </w:r>
     </w:p>
+    <w:bookmarkEnd w:id="32"/>
+    <w:bookmarkStart w:id="33" w:name="acknowledgements"/>
+    <w:p>
+      <w:pPr>
+        <w:pStyle w:val="Heading1"/>
+      </w:pPr>
+      <w:r>
+        <w:t xml:space="preserve">Acknowledgements</w:t>
+      </w:r>
+    </w:p>
+    <w:p>
+      <w:pPr>
+        <w:pStyle w:val="FirstParagraph"/>
+      </w:pPr>
+      <w:r>
+        <w:t xml:space="preserve">We thank N. Karraker, D. Pilliod, M. Hayes, R.B. Bury, and B. Norman for their help in translating sites for the tailed frog example to locations that could be aligned with COMIDs. D. Horan helped organize GPS locations into COMIDs. The views expressed in this manuscript are those of the authors and do not necessarily represent the views or policies of USFS. Any mention of trade names, products, or services does not imply an endorsement by the U.S. government or USFS. USFS does not endorse any commercial products, services or enterprises.</w:t>
+      </w:r>
+    </w:p>
     <w:bookmarkEnd w:id="33"/>
-    <w:bookmarkStart w:id="34" w:name="acknowledgements"/>
+    <w:bookmarkStart w:id="34" w:name="author-contributions"/>
     <w:p>
       <w:pPr>
         <w:pStyle w:val="Heading1"/>
       </w:pPr>
       <w:r>
-        <w:t xml:space="preserve">Acknowledgements</w:t>
+        <w:t xml:space="preserve">Author Contributions</w:t>
       </w:r>
     </w:p>
     <w:p>
@@ -2317,17 +2346,17 @@
         <w:pStyle w:val="FirstParagraph"/>
       </w:pPr>
       <w:r>
-        <w:t xml:space="preserve">We thank N. Karraker, D. Pilliod, M. Hayes, R.B. Bury, and B. Norman for their help in translating sites for the tailed frog example to locations that could be aligned with COMIDs. D. Horan helped organize GPS locations into COMIDs. The views expressed in this manuscript are those of the authors and do not necessarily represent the views or policies of USFS. Any mention of trade names, products, or services does not imply an endorsement by the U.S. government or USFS. USFS does not endorse any commercial products, services or enterprises.</w:t>
+        <w:t xml:space="preserve">Morgan Sparks and Bryan Maitland developed the software and conceived the manuscript. All authors collected data sources and wrote and edited the manuscript.</w:t>
       </w:r>
     </w:p>
     <w:bookmarkEnd w:id="34"/>
-    <w:bookmarkStart w:id="35" w:name="author-contributions"/>
+    <w:bookmarkStart w:id="35" w:name="conflict-of-interest-statement"/>
     <w:p>
       <w:pPr>
         <w:pStyle w:val="Heading1"/>
       </w:pPr>
       <w:r>
-        <w:t xml:space="preserve">Author Contributions</w:t>
+        <w:t xml:space="preserve">Conflict of Interest Statement</w:t>
       </w:r>
     </w:p>
     <w:p>
@@ -2335,29 +2364,11 @@
         <w:pStyle w:val="FirstParagraph"/>
       </w:pPr>
       <w:r>
-        <w:t xml:space="preserve">Morgan Sparks and Bryan Maitland developed the software and conceived the manuscript. All authors collected data sources and wrote and edited the manuscript.</w:t>
+        <w:t xml:space="preserve">The authors declare no known conflicts of interest.</w:t>
       </w:r>
     </w:p>
     <w:bookmarkEnd w:id="35"/>
-    <w:bookmarkStart w:id="36" w:name="conflict-of-interest-statement"/>
-    <w:p>
-      <w:pPr>
-        <w:pStyle w:val="Heading1"/>
-      </w:pPr>
-      <w:r>
-        <w:t xml:space="preserve">Conflict of Interest Statement</w:t>
-      </w:r>
-    </w:p>
-    <w:p>
-      <w:pPr>
-        <w:pStyle w:val="FirstParagraph"/>
-      </w:pPr>
-      <w:r>
-        <w:t xml:space="preserve">The authors declare no known conflicts of interest.</w:t>
-      </w:r>
-    </w:p>
-    <w:bookmarkEnd w:id="36"/>
-    <w:bookmarkStart w:id="39" w:name="data-accessibility"/>
+    <w:bookmarkStart w:id="38" w:name="data-accessibility"/>
     <w:p>
       <w:pPr>
         <w:pStyle w:val="Heading1"/>
@@ -2383,149 +2394,149 @@
       <w:r>
         <w:t xml:space="preserve">is an open-source software environment distributed via CRAN and additional details are hosted at software website (</w:t>
       </w:r>
+      <w:hyperlink r:id="rId36">
+        <w:r>
+          <w:rPr>
+            <w:rStyle w:val="Hyperlink"/>
+          </w:rPr>
+          <w:t xml:space="preserve">https://bmait101.github.io/hatchR/</w:t>
+        </w:r>
+      </w:hyperlink>
+      <w:r>
+        <w:t xml:space="preserve">). Reproducible methods for this manuscript are available at the manuscript github (</w:t>
+      </w:r>
       <w:hyperlink r:id="rId37">
         <w:r>
           <w:rPr>
             <w:rStyle w:val="Hyperlink"/>
           </w:rPr>
-          <w:t xml:space="preserve">https://bmait101.github.io/hatchR/</w:t>
+          <w:t xml:space="preserve">https://github.com/morgan-sparks/hatchR_nonfish</w:t>
         </w:r>
       </w:hyperlink>
       <w:r>
-        <w:t xml:space="preserve">). Reproducible methods for this manuscript are available at the manuscript github (</w:t>
-      </w:r>
-      <w:hyperlink r:id="rId38">
-        <w:r>
-          <w:rPr>
-            <w:rStyle w:val="Hyperlink"/>
-          </w:rPr>
-          <w:t xml:space="preserve">https://github.com/morgan-sparks/hatchR_nonfish</w:t>
+        <w:t xml:space="preserve">) in the</w:t>
+      </w:r>
+      <w:r>
+        <w:t xml:space="preserve"> </w:t>
+      </w:r>
+      <w:r>
+        <w:rPr>
+          <w:rStyle w:val="VerbatimChar"/>
+        </w:rPr>
+        <w:t xml:space="preserve">paper.Rmd</w:t>
+      </w:r>
+      <w:r>
+        <w:t xml:space="preserve"> </w:t>
+      </w:r>
+      <w:r>
+        <w:t xml:space="preserve">file. The repository will become publicly archived as a release to Zenodo with a DOI at acceptance of the manuscript. Site-specific data for oviposition timing in Case Study 1 were not included at the request of the original authors of those data due to the sensitive nature of the species, however they can be shared for individual requests.</w:t>
+      </w:r>
+    </w:p>
+    <w:bookmarkEnd w:id="38"/>
+    <w:bookmarkStart w:id="126" w:name="references"/>
+    <w:p>
+      <w:pPr>
+        <w:pStyle w:val="Heading1"/>
+      </w:pPr>
+      <w:r>
+        <w:t xml:space="preserve">References</w:t>
+      </w:r>
+    </w:p>
+    <w:bookmarkStart w:id="125" w:name="refs"/>
+    <w:bookmarkStart w:id="39" w:name="ref-angilletta2006"/>
+    <w:p>
+      <w:pPr>
+        <w:pStyle w:val="Bibliography"/>
+      </w:pPr>
+      <w:r>
+        <w:t xml:space="preserve">Angilletta Jr., M. J. 2006. Estimating and comparing thermal performance curves. Journal of Thermal Biology 31:541–545.</w:t>
+      </w:r>
+    </w:p>
+    <w:bookmarkEnd w:id="39"/>
+    <w:bookmarkStart w:id="41" w:name="ref-angilletta2009"/>
+    <w:p>
+      <w:pPr>
+        <w:pStyle w:val="Bibliography"/>
+      </w:pPr>
+      <w:r>
+        <w:t xml:space="preserve">Angilletta Jr., M. J. 2009.</w:t>
+      </w:r>
+      <w:r>
+        <w:t xml:space="preserve"> </w:t>
+      </w:r>
+      <w:hyperlink r:id="rId40">
+        <w:r>
+          <w:rPr>
+            <w:rStyle w:val="Hyperlink"/>
+          </w:rPr>
+          <w:t xml:space="preserve">Thermal adaptation: A theoretical and empirical synthesis</w:t>
         </w:r>
       </w:hyperlink>
       <w:r>
-        <w:t xml:space="preserve">) in the</w:t>
-      </w:r>
-      <w:r>
-        <w:t xml:space="preserve"> </w:t>
-      </w:r>
-      <w:r>
-        <w:rPr>
-          <w:rStyle w:val="VerbatimChar"/>
-        </w:rPr>
-        <w:t xml:space="preserve">paper.Rmd</w:t>
-      </w:r>
-      <w:r>
-        <w:t xml:space="preserve"> </w:t>
-      </w:r>
-      <w:r>
-        <w:t xml:space="preserve">file. The repository will become publicly archived as a release to Zenodo with a DOI at acceptance of the manuscript. Site-specific data for oviposition timing in Case Study 1 were not included at the request of the original authors of those data due to the sensitive nature of the species, however they can be shared for individual requests.</w:t>
-      </w:r>
-    </w:p>
-    <w:bookmarkEnd w:id="39"/>
-    <w:bookmarkStart w:id="126" w:name="references"/>
-    <w:p>
-      <w:pPr>
-        <w:pStyle w:val="Heading1"/>
-      </w:pPr>
-      <w:r>
-        <w:t xml:space="preserve">References</w:t>
-      </w:r>
-    </w:p>
-    <w:bookmarkStart w:id="125" w:name="refs"/>
-    <w:bookmarkStart w:id="40" w:name="ref-angilletta2006"/>
+        <w:t xml:space="preserve">. Oxford University Press.</w:t>
+      </w:r>
+    </w:p>
+    <w:bookmarkEnd w:id="41"/>
+    <w:bookmarkStart w:id="43" w:name="ref-angilletta2000"/>
     <w:p>
       <w:pPr>
         <w:pStyle w:val="Bibliography"/>
       </w:pPr>
       <w:r>
-        <w:t xml:space="preserve">Angilletta Jr., M. J. 2006. Estimating and comparing thermal performance curves. Journal of Thermal Biology 31:541–545.</w:t>
-      </w:r>
-    </w:p>
-    <w:bookmarkEnd w:id="40"/>
-    <w:bookmarkStart w:id="42" w:name="ref-angilletta2009"/>
+        <w:t xml:space="preserve">Angilletta, M. J., R. S. Winters, and A. E. Dunham. 2000.</w:t>
+      </w:r>
+      <w:r>
+        <w:t xml:space="preserve"> </w:t>
+      </w:r>
+      <w:hyperlink r:id="rId42">
+        <w:r>
+          <w:rPr>
+            <w:rStyle w:val="Hyperlink"/>
+          </w:rPr>
+          <w:t xml:space="preserve">Thermal effects on the energetics of lizard embryos: Implications for hatchling phenotypes</w:t>
+        </w:r>
+      </w:hyperlink>
+      <w:r>
+        <w:t xml:space="preserve">. Ecology 81:2957–2968.</w:t>
+      </w:r>
+    </w:p>
+    <w:bookmarkEnd w:id="43"/>
+    <w:bookmarkStart w:id="45" w:name="ref-arnold2025"/>
     <w:p>
       <w:pPr>
         <w:pStyle w:val="Bibliography"/>
       </w:pPr>
       <w:r>
-        <w:t xml:space="preserve">Angilletta Jr., M. J. 2009.</w:t>
-      </w:r>
-      <w:r>
-        <w:t xml:space="preserve"> </w:t>
-      </w:r>
-      <w:hyperlink r:id="rId41">
-        <w:r>
-          <w:rPr>
-            <w:rStyle w:val="Hyperlink"/>
-          </w:rPr>
-          <w:t xml:space="preserve">Thermal adaptation: A theoretical and empirical synthesis</w:t>
+        <w:t xml:space="preserve">Arnold, P. A., D. W. A. Noble, A. B. Nicotra, M. R. Kearney, E. L. Rezende, S. C. Andrew, V. F. Briceño, L. B. Buckley, K. A. Christian, S. Clusella-Trullas, S. R. Geange, L. K. Guja, O. Jiménez Robles, B. J. Kefford, V. Kellermann, A. Leigh, R. M. Marchin, K. Mokany, and J. M. Bennett. 2025.</w:t>
+      </w:r>
+      <w:r>
+        <w:t xml:space="preserve"> </w:t>
+      </w:r>
+      <w:hyperlink r:id="rId44">
+        <w:r>
+          <w:rPr>
+            <w:rStyle w:val="Hyperlink"/>
+          </w:rPr>
+          <w:t xml:space="preserve">A framework for modelling thermal load sensitivity across life</w:t>
         </w:r>
       </w:hyperlink>
       <w:r>
-        <w:t xml:space="preserve">. Oxford University Press.</w:t>
-      </w:r>
-    </w:p>
-    <w:bookmarkEnd w:id="42"/>
-    <w:bookmarkStart w:id="44" w:name="ref-angilletta2000"/>
+        <w:t xml:space="preserve">. Global Change Biology 31:e70315.</w:t>
+      </w:r>
+    </w:p>
+    <w:bookmarkEnd w:id="45"/>
+    <w:bookmarkStart w:id="47" w:name="ref-aydin2004"/>
     <w:p>
       <w:pPr>
         <w:pStyle w:val="Bibliography"/>
       </w:pPr>
       <w:r>
-        <w:t xml:space="preserve">Angilletta, M. J., R. S. Winters, and A. E. Dunham. 2000.</w:t>
-      </w:r>
-      <w:r>
-        <w:t xml:space="preserve"> </w:t>
-      </w:r>
-      <w:hyperlink r:id="rId43">
-        <w:r>
-          <w:rPr>
-            <w:rStyle w:val="Hyperlink"/>
-          </w:rPr>
-          <w:t xml:space="preserve">Thermal effects on the energetics of lizard embryos: Implications for hatchling phenotypes</w:t>
-        </w:r>
-      </w:hyperlink>
-      <w:r>
-        <w:t xml:space="preserve">. Ecology 81:2957–2968.</w:t>
-      </w:r>
-    </w:p>
-    <w:bookmarkEnd w:id="44"/>
-    <w:bookmarkStart w:id="46" w:name="ref-arnold2025"/>
-    <w:p>
-      <w:pPr>
-        <w:pStyle w:val="Bibliography"/>
-      </w:pPr>
-      <w:r>
-        <w:t xml:space="preserve">Arnold, P. A., D. W. A. Noble, A. B. Nicotra, M. R. Kearney, E. L. Rezende, S. C. Andrew, V. F. Briceño, L. B. Buckley, K. A. Christian, S. Clusella-Trullas, S. R. Geange, L. K. Guja, O. Jiménez Robles, B. J. Kefford, V. Kellermann, A. Leigh, R. M. Marchin, K. Mokany, and J. M. Bennett. 2025.</w:t>
-      </w:r>
-      <w:r>
-        <w:t xml:space="preserve"> </w:t>
-      </w:r>
-      <w:hyperlink r:id="rId45">
-        <w:r>
-          <w:rPr>
-            <w:rStyle w:val="Hyperlink"/>
-          </w:rPr>
-          <w:t xml:space="preserve">A framework for modelling thermal load sensitivity across life</w:t>
-        </w:r>
-      </w:hyperlink>
-      <w:r>
-        <w:t xml:space="preserve">. Global Change Biology 31:e70315.</w:t>
-      </w:r>
-    </w:p>
-    <w:bookmarkEnd w:id="46"/>
-    <w:bookmarkStart w:id="48" w:name="ref-aydin2004"/>
-    <w:p>
-      <w:pPr>
-        <w:pStyle w:val="Bibliography"/>
-      </w:pPr>
-      <w:r>
         <w:t xml:space="preserve">Aydın, H., and M. K. Dilek. 2004.</w:t>
       </w:r>
       <w:r>
         <w:t xml:space="preserve"> </w:t>
       </w:r>
-      <w:hyperlink r:id="rId47">
+      <w:hyperlink r:id="rId46">
         <w:r>
           <w:rPr>
             <w:rStyle w:val="Hyperlink"/>
@@ -2551,8 +2562,8 @@
         <w:t xml:space="preserve">. Turkish Journal of Fisheries and Aquatic Sciences 4:–.</w:t>
       </w:r>
     </w:p>
-    <w:bookmarkEnd w:id="48"/>
-    <w:bookmarkStart w:id="50" w:name="ref-beacham1990"/>
+    <w:bookmarkEnd w:id="47"/>
+    <w:bookmarkStart w:id="49" w:name="ref-beacham1990"/>
     <w:p>
       <w:pPr>
         <w:pStyle w:val="Bibliography"/>
@@ -2563,7 +2574,7 @@
       <w:r>
         <w:t xml:space="preserve"> </w:t>
       </w:r>
-      <w:hyperlink r:id="rId49">
+      <w:hyperlink r:id="rId48">
         <w:r>
           <w:rPr>
             <w:rStyle w:val="Hyperlink"/>
@@ -2575,8 +2586,8 @@
         <w:t xml:space="preserve">. Transactions of the American Fisheries Society 119:927–945.</w:t>
       </w:r>
     </w:p>
-    <w:bookmarkEnd w:id="50"/>
-    <w:bookmarkStart w:id="52" w:name="ref-brittain1977"/>
+    <w:bookmarkEnd w:id="49"/>
+    <w:bookmarkStart w:id="51" w:name="ref-brittain1977"/>
     <w:p>
       <w:pPr>
         <w:pStyle w:val="Bibliography"/>
@@ -2587,7 +2598,7 @@
       <w:r>
         <w:t xml:space="preserve"> </w:t>
       </w:r>
-      <w:hyperlink r:id="rId51">
+      <w:hyperlink r:id="rId50">
         <w:r>
           <w:rPr>
             <w:rStyle w:val="Hyperlink"/>
@@ -2641,8 +2652,8 @@
         <w:t xml:space="preserve">. Oikos 29:302–305.</w:t>
       </w:r>
     </w:p>
-    <w:bookmarkEnd w:id="52"/>
-    <w:bookmarkStart w:id="54" w:name="ref-brittain1978"/>
+    <w:bookmarkEnd w:id="51"/>
+    <w:bookmarkStart w:id="53" w:name="ref-brittain1978"/>
     <w:p>
       <w:pPr>
         <w:pStyle w:val="Bibliography"/>
@@ -2653,7 +2664,7 @@
       <w:r>
         <w:t xml:space="preserve"> </w:t>
       </w:r>
-      <w:hyperlink r:id="rId53">
+      <w:hyperlink r:id="rId52">
         <w:r>
           <w:rPr>
             <w:rStyle w:val="Hyperlink"/>
@@ -2707,8 +2718,8 @@
         <w:t xml:space="preserve">. Oikos 30:1–6.</w:t>
       </w:r>
     </w:p>
-    <w:bookmarkEnd w:id="54"/>
-    <w:bookmarkStart w:id="56" w:name="ref-brittain1984"/>
+    <w:bookmarkEnd w:id="53"/>
+    <w:bookmarkStart w:id="55" w:name="ref-brittain1984"/>
     <w:p>
       <w:pPr>
         <w:pStyle w:val="Bibliography"/>
@@ -2719,7 +2730,7 @@
       <w:r>
         <w:t xml:space="preserve"> </w:t>
       </w:r>
-      <w:hyperlink r:id="rId55">
+      <w:hyperlink r:id="rId54">
         <w:r>
           <w:rPr>
             <w:rStyle w:val="Hyperlink"/>
@@ -2761,8 +2772,8 @@
         <w:t xml:space="preserve">. The Canadian Entomologist 116:549–554.</w:t>
       </w:r>
     </w:p>
-    <w:bookmarkEnd w:id="56"/>
-    <w:bookmarkStart w:id="58" w:name="ref-brown1975"/>
+    <w:bookmarkEnd w:id="55"/>
+    <w:bookmarkStart w:id="57" w:name="ref-brown1975"/>
     <w:p>
       <w:pPr>
         <w:pStyle w:val="Bibliography"/>
@@ -2773,7 +2784,7 @@
       <w:r>
         <w:t xml:space="preserve"> </w:t>
       </w:r>
-      <w:hyperlink r:id="rId57">
+      <w:hyperlink r:id="rId56">
         <w:r>
           <w:rPr>
             <w:rStyle w:val="Hyperlink"/>
@@ -2799,8 +2810,8 @@
         <w:t xml:space="preserve">. Comparative Biochemistry and Physiology Part A: Physiology 50:397–405.</w:t>
       </w:r>
     </w:p>
-    <w:bookmarkEnd w:id="58"/>
-    <w:bookmarkStart w:id="60" w:name="ref-brown1976"/>
+    <w:bookmarkEnd w:id="57"/>
+    <w:bookmarkStart w:id="59" w:name="ref-brown1976"/>
     <w:p>
       <w:pPr>
         <w:pStyle w:val="Bibliography"/>
@@ -2811,7 +2822,7 @@
       <w:r>
         <w:t xml:space="preserve"> </w:t>
       </w:r>
-      <w:hyperlink r:id="rId59">
+      <w:hyperlink r:id="rId58">
         <w:r>
           <w:rPr>
             <w:rStyle w:val="Hyperlink"/>
@@ -2843,8 +2854,8 @@
         <w:t xml:space="preserve">. Canadian Journal of Zoology 54:552–558.</w:t>
       </w:r>
     </w:p>
-    <w:bookmarkEnd w:id="60"/>
-    <w:bookmarkStart w:id="62" w:name="ref-colinet2015"/>
+    <w:bookmarkEnd w:id="59"/>
+    <w:bookmarkStart w:id="61" w:name="ref-colinet2015"/>
     <w:p>
       <w:pPr>
         <w:pStyle w:val="Bibliography"/>
@@ -2855,7 +2866,7 @@
       <w:r>
         <w:t xml:space="preserve"> </w:t>
       </w:r>
-      <w:hyperlink r:id="rId61">
+      <w:hyperlink r:id="rId60">
         <w:r>
           <w:rPr>
             <w:rStyle w:val="Hyperlink"/>
@@ -2867,8 +2878,8 @@
         <w:t xml:space="preserve">. Annual Review of Entomology 60:123–140.</w:t>
       </w:r>
     </w:p>
-    <w:bookmarkEnd w:id="62"/>
-    <w:bookmarkStart w:id="64" w:name="ref-conover2009"/>
+    <w:bookmarkEnd w:id="61"/>
+    <w:bookmarkStart w:id="63" w:name="ref-conover2009"/>
     <w:p>
       <w:pPr>
         <w:pStyle w:val="Bibliography"/>
@@ -2879,7 +2890,7 @@
       <w:r>
         <w:t xml:space="preserve"> </w:t>
       </w:r>
-      <w:hyperlink r:id="rId63">
+      <w:hyperlink r:id="rId62">
         <w:r>
           <w:rPr>
             <w:rStyle w:val="Hyperlink"/>
@@ -2891,32 +2902,32 @@
         <w:t xml:space="preserve">. Annals of the New York Academy of Sciences 1168:100–129.</w:t>
       </w:r>
     </w:p>
+    <w:bookmarkEnd w:id="63"/>
+    <w:bookmarkStart w:id="64" w:name="ref-craig2017"/>
+    <w:p>
+      <w:pPr>
+        <w:pStyle w:val="Bibliography"/>
+      </w:pPr>
+      <w:r>
+        <w:t xml:space="preserve">Craig, L. S., J. D. Olden, A. H. Arthington, S. Entrekin, C. P. Hawkins, J. J. Kelly, T. A. Kennedy, B. M. Maitland, E. J. Rosi, A. H. Roy, and others</w:t>
+      </w:r>
+      <w:r>
+        <w:t xml:space="preserve">. 2017. Meeting the challenge of interacting threats in freshwater ecosystems: A call to scientists and managers. Elem Sci Anth 5:72.</w:t>
+      </w:r>
+    </w:p>
     <w:bookmarkEnd w:id="64"/>
-    <w:bookmarkStart w:id="65" w:name="ref-craig2017"/>
+    <w:bookmarkStart w:id="66" w:name="ref-du2007"/>
     <w:p>
       <w:pPr>
         <w:pStyle w:val="Bibliography"/>
       </w:pPr>
       <w:r>
-        <w:t xml:space="preserve">Craig, L. S., J. D. Olden, A. H. Arthington, S. Entrekin, C. P. Hawkins, J. J. Kelly, T. A. Kennedy, B. M. Maitland, E. J. Rosi, A. H. Roy, and others</w:t>
-      </w:r>
-      <w:r>
-        <w:t xml:space="preserve">. 2017. Meeting the challenge of interacting threats in freshwater ecosystems: A call to scientists and managers. Elem Sci Anth 5:72.</w:t>
-      </w:r>
-    </w:p>
-    <w:bookmarkEnd w:id="65"/>
-    <w:bookmarkStart w:id="67" w:name="ref-du2007"/>
-    <w:p>
-      <w:pPr>
-        <w:pStyle w:val="Bibliography"/>
-      </w:pPr>
-      <w:r>
         <w:t xml:space="preserve">Du, W.-G., L.-J. Hu, J.-L. Lu, and L.-J. Zhu. 2007.</w:t>
       </w:r>
       <w:r>
         <w:t xml:space="preserve"> </w:t>
       </w:r>
-      <w:hyperlink r:id="rId66">
+      <w:hyperlink r:id="rId65">
         <w:r>
           <w:rPr>
             <w:rStyle w:val="Hyperlink"/>
@@ -2942,8 +2953,8 @@
         <w:t xml:space="preserve">. Aquaculture 272:747–753.</w:t>
       </w:r>
     </w:p>
-    <w:bookmarkEnd w:id="67"/>
-    <w:bookmarkStart w:id="69" w:name="ref-elliott1984"/>
+    <w:bookmarkEnd w:id="66"/>
+    <w:bookmarkStart w:id="68" w:name="ref-elliott1984"/>
     <w:p>
       <w:pPr>
         <w:pStyle w:val="Bibliography"/>
@@ -2954,7 +2965,7 @@
       <w:r>
         <w:t xml:space="preserve"> </w:t>
       </w:r>
-      <w:hyperlink r:id="rId68">
+      <w:hyperlink r:id="rId67">
         <w:r>
           <w:rPr>
             <w:rStyle w:val="Hyperlink"/>
@@ -2980,8 +2991,8 @@
         <w:t xml:space="preserve">. Freshwater Biology 14:491–499.</w:t>
       </w:r>
     </w:p>
-    <w:bookmarkEnd w:id="69"/>
-    <w:bookmarkStart w:id="71" w:name="ref-elliott1986"/>
+    <w:bookmarkEnd w:id="68"/>
+    <w:bookmarkStart w:id="70" w:name="ref-elliott1986"/>
     <w:p>
       <w:pPr>
         <w:pStyle w:val="Bibliography"/>
@@ -2992,7 +3003,7 @@
       <w:r>
         <w:t xml:space="preserve"> </w:t>
       </w:r>
-      <w:hyperlink r:id="rId70">
+      <w:hyperlink r:id="rId69">
         <w:r>
           <w:rPr>
             <w:rStyle w:val="Hyperlink"/>
@@ -3082,8 +3093,8 @@
         <w:t xml:space="preserve">. Holarctic Ecology 9:113–116.</w:t>
       </w:r>
     </w:p>
-    <w:bookmarkEnd w:id="71"/>
-    <w:bookmarkStart w:id="73" w:name="ref-forster2011"/>
+    <w:bookmarkEnd w:id="70"/>
+    <w:bookmarkStart w:id="72" w:name="ref-forster2011"/>
     <w:p>
       <w:pPr>
         <w:pStyle w:val="Bibliography"/>
@@ -3094,7 +3105,7 @@
       <w:r>
         <w:t xml:space="preserve"> </w:t>
       </w:r>
-      <w:hyperlink r:id="rId72">
+      <w:hyperlink r:id="rId71">
         <w:r>
           <w:rPr>
             <w:rStyle w:val="Hyperlink"/>
@@ -3106,8 +3117,8 @@
         <w:t xml:space="preserve"> The American Naturalist 178:668–678.</w:t>
       </w:r>
     </w:p>
-    <w:bookmarkEnd w:id="73"/>
-    <w:bookmarkStart w:id="75" w:name="ref-hoegh-guldberg1995"/>
+    <w:bookmarkEnd w:id="72"/>
+    <w:bookmarkStart w:id="74" w:name="ref-hoegh-guldberg1995"/>
     <w:p>
       <w:pPr>
         <w:pStyle w:val="Bibliography"/>
@@ -3118,7 +3129,7 @@
       <w:r>
         <w:t xml:space="preserve"> </w:t>
       </w:r>
-      <w:hyperlink r:id="rId74">
+      <w:hyperlink r:id="rId73">
         <w:r>
           <w:rPr>
             <w:rStyle w:val="Hyperlink"/>
@@ -3130,8 +3141,8 @@
         <w:t xml:space="preserve">. American Zoologist 35:415–425.</w:t>
       </w:r>
     </w:p>
-    <w:bookmarkEnd w:id="75"/>
-    <w:bookmarkStart w:id="77" w:name="ref-karraker2006"/>
+    <w:bookmarkEnd w:id="74"/>
+    <w:bookmarkStart w:id="76" w:name="ref-karraker2006"/>
     <w:p>
       <w:pPr>
         <w:pStyle w:val="Bibliography"/>
@@ -3142,7 +3153,7 @@
       <w:r>
         <w:t xml:space="preserve"> </w:t>
       </w:r>
-      <w:hyperlink r:id="rId76">
+      <w:hyperlink r:id="rId75">
         <w:r>
           <w:rPr>
             <w:rStyle w:val="Hyperlink"/>
@@ -3182,8 +3193,8 @@
         <w:t xml:space="preserve">. Northwestern Naturalist 87:87–97.</w:t>
       </w:r>
     </w:p>
-    <w:bookmarkEnd w:id="77"/>
-    <w:bookmarkStart w:id="79" w:name="ref-kefford2022"/>
+    <w:bookmarkEnd w:id="76"/>
+    <w:bookmarkStart w:id="78" w:name="ref-kefford2022"/>
     <w:p>
       <w:pPr>
         <w:pStyle w:val="Bibliography"/>
@@ -3194,7 +3205,7 @@
       <w:r>
         <w:t xml:space="preserve"> </w:t>
       </w:r>
-      <w:hyperlink r:id="rId78">
+      <w:hyperlink r:id="rId77">
         <w:r>
           <w:rPr>
             <w:rStyle w:val="Hyperlink"/>
@@ -3206,8 +3217,8 @@
         <w:t xml:space="preserve">. Global Change Biology 28:6872–6888.</w:t>
       </w:r>
     </w:p>
-    <w:bookmarkEnd w:id="79"/>
-    <w:bookmarkStart w:id="81" w:name="ref-kozák2009"/>
+    <w:bookmarkEnd w:id="78"/>
+    <w:bookmarkStart w:id="80" w:name="ref-kozák2009"/>
     <w:p>
       <w:pPr>
         <w:pStyle w:val="Bibliography"/>
@@ -3218,7 +3229,7 @@
       <w:r>
         <w:t xml:space="preserve"> </w:t>
       </w:r>
-      <w:hyperlink r:id="rId80">
+      <w:hyperlink r:id="rId79">
         <w:r>
           <w:rPr>
             <w:rStyle w:val="Hyperlink"/>
@@ -3256,8 +3267,8 @@
         <w:t xml:space="preserve">. Czech Journal of Animal Science 54:286–292.</w:t>
       </w:r>
     </w:p>
-    <w:bookmarkEnd w:id="81"/>
-    <w:bookmarkStart w:id="83" w:name="ref-lillehammer1986"/>
+    <w:bookmarkEnd w:id="80"/>
+    <w:bookmarkStart w:id="82" w:name="ref-lillehammer1986"/>
     <w:p>
       <w:pPr>
         <w:pStyle w:val="Bibliography"/>
@@ -3268,7 +3279,7 @@
       <w:r>
         <w:t xml:space="preserve"> </w:t>
       </w:r>
-      <w:hyperlink r:id="rId82">
+      <w:hyperlink r:id="rId81">
         <w:r>
           <w:rPr>
             <w:rStyle w:val="Hyperlink"/>
@@ -3316,8 +3327,8 @@
         <w:t xml:space="preserve">. Aquatic Insects 8:223–235.</w:t>
       </w:r>
     </w:p>
-    <w:bookmarkEnd w:id="83"/>
-    <w:bookmarkStart w:id="85" w:name="ref-márquez2021"/>
+    <w:bookmarkEnd w:id="82"/>
+    <w:bookmarkStart w:id="84" w:name="ref-márquez2021"/>
     <w:p>
       <w:pPr>
         <w:pStyle w:val="Bibliography"/>
@@ -3328,7 +3339,7 @@
       <w:r>
         <w:t xml:space="preserve"> </w:t>
       </w:r>
-      <w:hyperlink r:id="rId84">
+      <w:hyperlink r:id="rId83">
         <w:r>
           <w:rPr>
             <w:rStyle w:val="Hyperlink"/>
@@ -3340,120 +3351,130 @@
         <w:t xml:space="preserve">. Reviews in Aquaculture 13:706–718.</w:t>
       </w:r>
     </w:p>
+    <w:bookmarkEnd w:id="84"/>
+    <w:bookmarkStart w:id="85" w:name="ref-mckay2012"/>
+    <w:p>
+      <w:pPr>
+        <w:pStyle w:val="Bibliography"/>
+      </w:pPr>
+      <w:r>
+        <w:t xml:space="preserve">McKay, L., T. Bondelid, T. Dewald, J. Johnson, R. Moore, and A. Rea. 2012. NHDPlus version 2: User guide.</w:t>
+      </w:r>
+    </w:p>
     <w:bookmarkEnd w:id="85"/>
-    <w:bookmarkStart w:id="86" w:name="ref-mckay2012"/>
+    <w:bookmarkStart w:id="87" w:name="ref-moore1939"/>
     <w:p>
       <w:pPr>
         <w:pStyle w:val="Bibliography"/>
       </w:pPr>
       <w:r>
-        <w:t xml:space="preserve">McKay, L., T. Bondelid, T. Dewald, J. Johnson, R. Moore, and A. Rea. 2012. NHDPlus version 2: User guide.</w:t>
-      </w:r>
-    </w:p>
-    <w:bookmarkEnd w:id="86"/>
-    <w:bookmarkStart w:id="88" w:name="ref-moore1939"/>
+        <w:t xml:space="preserve">Moore, J. A. 1939.</w:t>
+      </w:r>
+      <w:r>
+        <w:t xml:space="preserve"> </w:t>
+      </w:r>
+      <w:hyperlink r:id="rId86">
+        <w:r>
+          <w:rPr>
+            <w:rStyle w:val="Hyperlink"/>
+          </w:rPr>
+          <w:t xml:space="preserve">Temperature tolerance and rates of development in the eggs of amphibia</w:t>
+        </w:r>
+      </w:hyperlink>
+      <w:r>
+        <w:t xml:space="preserve">. Ecology 20:459–478.</w:t>
+      </w:r>
+    </w:p>
+    <w:bookmarkEnd w:id="87"/>
+    <w:bookmarkStart w:id="88" w:name="ref-neuheimer2007"/>
     <w:p>
       <w:pPr>
         <w:pStyle w:val="Bibliography"/>
       </w:pPr>
       <w:r>
-        <w:t xml:space="preserve">Moore, J. A. 1939.</w:t>
-      </w:r>
-      <w:r>
-        <w:t xml:space="preserve"> </w:t>
-      </w:r>
-      <w:hyperlink r:id="rId87">
-        <w:r>
-          <w:rPr>
-            <w:rStyle w:val="Hyperlink"/>
-          </w:rPr>
-          <w:t xml:space="preserve">Temperature tolerance and rates of development in the eggs of amphibia</w:t>
+        <w:t xml:space="preserve">Neuheimer, A. B., and C. T. Taggart. 2007. The growing degree-day and fish size-at-age: The overlooked metric. Canadian Journal of Fisheries and Aquatic Sciences 64:375–385.</w:t>
+      </w:r>
+    </w:p>
+    <w:bookmarkEnd w:id="88"/>
+    <w:bookmarkStart w:id="90" w:name="ref-pinsky2019"/>
+    <w:p>
+      <w:pPr>
+        <w:pStyle w:val="Bibliography"/>
+      </w:pPr>
+      <w:r>
+        <w:t xml:space="preserve">Pinsky, M. L., A. M. Eikeset, D. J. McCauley, J. L. Payne, and J. M. Sunday. 2019.</w:t>
+      </w:r>
+      <w:r>
+        <w:t xml:space="preserve"> </w:t>
+      </w:r>
+      <w:hyperlink r:id="rId89">
+        <w:r>
+          <w:rPr>
+            <w:rStyle w:val="Hyperlink"/>
+          </w:rPr>
+          <w:t xml:space="preserve">Greater vulnerability to warming of marine versus terrestrial ectotherms</w:t>
         </w:r>
       </w:hyperlink>
       <w:r>
-        <w:t xml:space="preserve">. Ecology 20:459–478.</w:t>
-      </w:r>
-    </w:p>
-    <w:bookmarkEnd w:id="88"/>
-    <w:bookmarkStart w:id="89" w:name="ref-neuheimer2007"/>
+        <w:t xml:space="preserve">. Nature 569:108–111.</w:t>
+      </w:r>
+    </w:p>
+    <w:bookmarkEnd w:id="90"/>
+    <w:bookmarkStart w:id="92" w:name="ref-pritchard1987"/>
     <w:p>
       <w:pPr>
         <w:pStyle w:val="Bibliography"/>
       </w:pPr>
       <w:r>
-        <w:t xml:space="preserve">Neuheimer, A. B., and C. T. Taggart. 2007. The growing degree-day and fish size-at-age: The overlooked metric. Canadian Journal of Fisheries and Aquatic Sciences 64:375–385.</w:t>
-      </w:r>
-    </w:p>
-    <w:bookmarkEnd w:id="89"/>
-    <w:bookmarkStart w:id="91" w:name="ref-pinsky2019"/>
+        <w:t xml:space="preserve">Pritchard, G., and M. A. Leggott. 1987.</w:t>
+      </w:r>
+      <w:r>
+        <w:t xml:space="preserve"> </w:t>
+      </w:r>
+      <w:hyperlink r:id="rId91">
+        <w:r>
+          <w:rPr>
+            <w:rStyle w:val="Hyperlink"/>
+          </w:rPr>
+          <w:t xml:space="preserve">Temperature, incubation rates and origins of dragonflies</w:t>
+        </w:r>
+      </w:hyperlink>
+      <w:r>
+        <w:t xml:space="preserve">. Advances in odonatology 3:121–126.</w:t>
+      </w:r>
+    </w:p>
+    <w:bookmarkEnd w:id="92"/>
+    <w:bookmarkStart w:id="94" w:name="ref-qualls1998"/>
     <w:p>
       <w:pPr>
         <w:pStyle w:val="Bibliography"/>
       </w:pPr>
       <w:r>
-        <w:t xml:space="preserve">Pinsky, M. L., A. M. Eikeset, D. J. McCauley, J. L. Payne, and J. M. Sunday. 2019.</w:t>
-      </w:r>
-      <w:r>
-        <w:t xml:space="preserve"> </w:t>
-      </w:r>
-      <w:hyperlink r:id="rId90">
-        <w:r>
-          <w:rPr>
-            <w:rStyle w:val="Hyperlink"/>
-          </w:rPr>
-          <w:t xml:space="preserve">Greater vulnerability to warming of marine versus terrestrial ectotherms</w:t>
+        <w:t xml:space="preserve">Qualls, F. J., and R. Shine. 1998.</w:t>
+      </w:r>
+      <w:r>
+        <w:t xml:space="preserve"> </w:t>
+      </w:r>
+      <w:hyperlink r:id="rId93">
+        <w:r>
+          <w:rPr>
+            <w:rStyle w:val="Hyperlink"/>
+          </w:rPr>
+          <w:t xml:space="preserve">Geographic variation in lizard phenotypes: Importance of the incubation environment</w:t>
         </w:r>
       </w:hyperlink>
       <w:r>
-        <w:t xml:space="preserve">. Nature 569:108–111.</w:t>
-      </w:r>
-    </w:p>
-    <w:bookmarkEnd w:id="91"/>
-    <w:bookmarkStart w:id="93" w:name="ref-pritchard1987"/>
+        <w:t xml:space="preserve">. Biological Journal of the Linnean Society 64:477–491.</w:t>
+      </w:r>
+    </w:p>
+    <w:bookmarkEnd w:id="94"/>
+    <w:bookmarkStart w:id="95" w:name="ref-quinn2018"/>
     <w:p>
       <w:pPr>
         <w:pStyle w:val="Bibliography"/>
       </w:pPr>
       <w:r>
-        <w:t xml:space="preserve">Pritchard, G., and M. A. Leggott. 1987.</w:t>
-      </w:r>
-      <w:r>
-        <w:t xml:space="preserve"> </w:t>
-      </w:r>
-      <w:hyperlink r:id="rId92">
-        <w:r>
-          <w:rPr>
-            <w:rStyle w:val="Hyperlink"/>
-          </w:rPr>
-          <w:t xml:space="preserve">Temperature, incubation rates and origins of dragonflies</w:t>
-        </w:r>
-      </w:hyperlink>
-      <w:r>
-        <w:t xml:space="preserve">. Advances in odonatology 3:121–126.</w:t>
-      </w:r>
-    </w:p>
-    <w:bookmarkEnd w:id="93"/>
-    <w:bookmarkStart w:id="95" w:name="ref-qualls1998"/>
-    <w:p>
-      <w:pPr>
-        <w:pStyle w:val="Bibliography"/>
-      </w:pPr>
-      <w:r>
-        <w:t xml:space="preserve">Qualls, F. J., and R. Shine. 1998.</w:t>
-      </w:r>
-      <w:r>
-        <w:t xml:space="preserve"> </w:t>
-      </w:r>
-      <w:hyperlink r:id="rId94">
-        <w:r>
-          <w:rPr>
-            <w:rStyle w:val="Hyperlink"/>
-          </w:rPr>
-          <w:t xml:space="preserve">Geographic variation in lizard phenotypes: Importance of the incubation environment</w:t>
-        </w:r>
-      </w:hyperlink>
-      <w:r>
-        <w:t xml:space="preserve">. Biological Journal of the Linnean Society 64:477–491.</w:t>
+        <w:t xml:space="preserve">Quinn, T. P. 2018. The behavior and ecology of pacific salmon and trout. University of Washington Press.</w:t>
       </w:r>
     </w:p>
     <w:bookmarkEnd w:id="95"/>

--- a/docs/manuscript/paper_revisions1.docx
+++ b/docs/manuscript/paper_revisions1.docx
@@ -2328,7 +2328,7 @@
         <w:pStyle w:val="FirstParagraph"/>
       </w:pPr>
       <w:r>
-        <w:t xml:space="preserve">We thank N. Karraker, D. Pilliod, M. Hayes, R.B. Bury, and B. Norman for their help in translating sites for the tailed frog example to locations that could be aligned with COMIDs. D. Horan helped organize GPS locations into COMIDs. The views expressed in this manuscript are those of the authors and do not necessarily represent the views or policies of USFS. Any mention of trade names, products, or services does not imply an endorsement by the U.S. government or USFS. USFS does not endorse any commercial products, services or enterprises.</w:t>
+        <w:t xml:space="preserve">We thank N. Karraker, D. Pilliod, M. Hayes, R.B. Bury, and B. Norman for their help in translating sites for the tailed frog example to locations that could be aligned with COMIDs. D. Horan helped organize GPS locations into COMIDs. The authors have no funding to report. The views expressed in this manuscript are those of the authors and do not necessarily represent the views or policies of USFS. Any mention of trade names, products, or services does not imply an endorsement by the U.S. government or USFS. USFS does not endorse any commercial products, services or enterprises.</w:t>
       </w:r>
     </w:p>
     <w:bookmarkEnd w:id="33"/>
